--- a/32_Ruben_Um_Nyobe_Facilitator_Guide.docx
+++ b/32_Ruben_Um_Nyobe_Facilitator_Guide.docx
@@ -143,7 +143,7 @@
           <w:color w:val="5E5E5E"/>
           <w:sz w:val="20"/>
         </w:rPr>
-        <w:t xml:space="preserve">FACILITATOR GUIDE  ·  AGES 11–16  ·  60 MINUTES</w:t>
+        <w:t xml:space="preserve">FACILITATOR GUIDE  ·  AGES 11–16  ·  45–60 MINUTES</w:t>
       </w:r>
     </w:p>
     <w:p>
@@ -248,7 +248,7 @@
                 <w:color w:val="1A1A1A"/>
                 <w:sz w:val="20"/>
               </w:rPr>
-              <w:t xml:space="preserve">60 minutes</w:t>
+              <w:t xml:space="preserve">45–60 minutes</w:t>
             </w:r>
           </w:p>
         </w:tc>
@@ -392,7 +392,7 @@
                 <w:color w:val="1A1A1A"/>
                 <w:sz w:val="20"/>
               </w:rPr>
-              <w:t xml:space="preserve">Student worksheet (one each), pens, a map of Africa, and if possible a map of Cameroon showing the old French and British areas.</w:t>
+              <w:t xml:space="preserve">Student worksheet (one each), pens, board. A map of Africa and, if possible, a map of Cameroon showing the old French and British areas.</w:t>
             </w:r>
           </w:p>
         </w:tc>
@@ -464,7 +464,7 @@
                 <w:color w:val="1A1A1A"/>
                 <w:sz w:val="20"/>
               </w:rPr>
-              <w:t xml:space="preserve">Starter discussion, word match, timeline order, true or false, opinion scale, speech writing, exit ticket.</w:t>
+              <w:t xml:space="preserve">Match it, put it in order, true or false, speech writing, group discussion, opinion scale, confidence check.</w:t>
             </w:r>
           </w:p>
         </w:tc>
@@ -534,7 +534,7 @@
                 <w:color w:val="1A1A1A"/>
                 <w:sz w:val="20"/>
               </w:rPr>
-              <w:t xml:space="preserve">Whole class, pairs and individual work</w:t>
+              <w:t xml:space="preserve">Whole class, pairs and small groups</w:t>
             </w:r>
           </w:p>
         </w:tc>
@@ -951,7 +951,7 @@
                 <w:color w:val="1A1A1A"/>
                 <w:sz w:val="20"/>
               </w:rPr>
-              <w:t xml:space="preserve">Do Now</w:t>
+              <w:t xml:space="preserve">Warm-Up</w:t>
             </w:r>
           </w:p>
         </w:tc>
@@ -984,7 +984,7 @@
                 <w:color w:val="1A1A1A"/>
                 <w:sz w:val="20"/>
               </w:rPr>
-              <w:t xml:space="preserve">“Who decides which heroes we learn about in school?” Learners write ideas (Part 2).</w:t>
+              <w:t xml:space="preserve">“Who decides which heroes we learn about?”</w:t>
             </w:r>
           </w:p>
         </w:tc>
@@ -1088,7 +1088,7 @@
                 <w:color w:val="1A1A1A"/>
                 <w:sz w:val="20"/>
               </w:rPr>
-              <w:t xml:space="preserve">Read the Learn section. Use a map to show how German Kamerun was split between France and Britain after the First World War. Word match (Part 3).</w:t>
+              <w:t xml:space="preserve">Read the Learn section. Use a map to show how Kamerun was split between France and Britain. Go through the key words.</w:t>
             </w:r>
           </w:p>
         </w:tc>
@@ -1126,7 +1126,7 @@
                 <w:color w:val="1A1A1A"/>
                 <w:sz w:val="20"/>
               </w:rPr>
-              <w:t xml:space="preserve">8</w:t>
+              <w:t xml:space="preserve">20</w:t>
             </w:r>
           </w:p>
         </w:tc>
@@ -1159,7 +1159,7 @@
                 <w:color w:val="1A1A1A"/>
                 <w:sz w:val="20"/>
               </w:rPr>
-              <w:t xml:space="preserve">Timeline</w:t>
+              <w:t xml:space="preserve">Activities</w:t>
             </w:r>
           </w:p>
         </w:tc>
@@ -1192,7 +1192,7 @@
                 <w:color w:val="1A1A1A"/>
                 <w:sz w:val="20"/>
               </w:rPr>
-              <w:t xml:space="preserve">Learners put the events in order (Part 4).</w:t>
+              <w:t xml:space="preserve">Match it, put it in order, true or false, then the speech to the UN. Two or three learners read aloud.</w:t>
             </w:r>
           </w:p>
         </w:tc>
@@ -1230,7 +1230,7 @@
                 <w:color w:val="1A1A1A"/>
                 <w:sz w:val="20"/>
               </w:rPr>
-              <w:t xml:space="preserve">15</w:t>
+              <w:t xml:space="preserve">8</w:t>
             </w:r>
           </w:p>
         </w:tc>
@@ -1263,7 +1263,7 @@
                 <w:color w:val="1A1A1A"/>
                 <w:sz w:val="20"/>
               </w:rPr>
-              <w:t xml:space="preserve">Speech to the UN</w:t>
+              <w:t xml:space="preserve">Talk It Out</w:t>
             </w:r>
           </w:p>
         </w:tc>
@@ -1296,7 +1296,7 @@
                 <w:color w:val="1A1A1A"/>
                 <w:sz w:val="20"/>
               </w:rPr>
-              <w:t xml:space="preserve">Learners write a short speech as Um Nyobè at the United Nations in 1952 (Part 5). Two or three read theirs aloud.</w:t>
+              <w:t xml:space="preserve">Group discussion, including Macron's 2025 letter.</w:t>
             </w:r>
           </w:p>
         </w:tc>
@@ -1323,7 +1323,6 @@
           </w:tcPr>
           <w:p>
             <w:pPr>
-              <w:keepNext/>
               <w:spacing w:after="0"/>
             </w:pPr>
             <w:r>
@@ -1334,7 +1333,7 @@
                 <w:color w:val="1A1A1A"/>
                 <w:sz w:val="20"/>
               </w:rPr>
-              <w:t xml:space="preserve">10</w:t>
+              <w:t xml:space="preserve">5–10</w:t>
             </w:r>
           </w:p>
         </w:tc>
@@ -1356,7 +1355,6 @@
           </w:tcPr>
           <w:p>
             <w:pPr>
-              <w:keepNext/>
               <w:spacing w:after="0"/>
             </w:pPr>
             <w:r>
@@ -1367,7 +1365,7 @@
                 <w:color w:val="1A1A1A"/>
                 <w:sz w:val="20"/>
               </w:rPr>
-              <w:t xml:space="preserve">Forgotten Heroes</w:t>
+              <w:t xml:space="preserve">Reflection</w:t>
             </w:r>
           </w:p>
         </w:tc>
@@ -1389,7 +1387,6 @@
           </w:tcPr>
           <w:p>
             <w:pPr>
-              <w:keepNext/>
               <w:spacing w:after="0"/>
             </w:pPr>
             <w:r>
@@ -1400,108 +1397,7 @@
                 <w:color w:val="1A1A1A"/>
                 <w:sz w:val="20"/>
               </w:rPr>
-              <w:t xml:space="preserve">Opinion scale: “It matters that countries admit past wrongs.” (Part 6). Discuss Macron's 2025 letter.</w:t>
-            </w:r>
-          </w:p>
-        </w:tc>
-      </w:tr>
-      <w:tr>
-        <w:trPr>
-          <w:cantSplit/>
-        </w:trPr>
-        <w:tc>
-          <w:tcPr>
-            <w:tcW w:type="dxa" w:w="907"/>
-            <w:tcBorders>
-              <w:top w:val="single" w:sz="4" w:space="0" w:color="D9C58A"/>
-              <w:left w:val="single" w:sz="4" w:space="0" w:color="D9C58A"/>
-              <w:bottom w:val="single" w:sz="4" w:space="0" w:color="D9C58A"/>
-              <w:right w:val="single" w:sz="4" w:space="0" w:color="D9C58A"/>
-            </w:tcBorders>
-            <w:tcMar>
-              <w:top w:w="80" w:type="dxa"/>
-              <w:left w:w="140" w:type="dxa"/>
-              <w:bottom w:w="80" w:type="dxa"/>
-              <w:right w:w="140" w:type="dxa"/>
-            </w:tcMar>
-          </w:tcPr>
-          <w:p>
-            <w:pPr>
-              <w:spacing w:after="0"/>
-            </w:pPr>
-            <w:r>
-              <w:rPr>
-                <w:rFonts w:ascii="Aptos" w:hAnsi="Aptos"/>
-                <w:b w:val="0"/>
-                <w:i w:val="0"/>
-                <w:color w:val="1A1A1A"/>
-                <w:sz w:val="20"/>
-              </w:rPr>
-              <w:t xml:space="preserve">10</w:t>
-            </w:r>
-          </w:p>
-        </w:tc>
-        <w:tc>
-          <w:tcPr>
-            <w:tcW w:type="dxa" w:w="2154"/>
-            <w:tcBorders>
-              <w:top w:val="single" w:sz="4" w:space="0" w:color="D9C58A"/>
-              <w:left w:val="single" w:sz="4" w:space="0" w:color="D9C58A"/>
-              <w:bottom w:val="single" w:sz="4" w:space="0" w:color="D9C58A"/>
-              <w:right w:val="single" w:sz="4" w:space="0" w:color="D9C58A"/>
-            </w:tcBorders>
-            <w:tcMar>
-              <w:top w:w="80" w:type="dxa"/>
-              <w:left w:w="140" w:type="dxa"/>
-              <w:bottom w:w="80" w:type="dxa"/>
-              <w:right w:w="140" w:type="dxa"/>
-            </w:tcMar>
-          </w:tcPr>
-          <w:p>
-            <w:pPr>
-              <w:spacing w:after="0"/>
-            </w:pPr>
-            <w:r>
-              <w:rPr>
-                <w:rFonts w:ascii="Aptos" w:hAnsi="Aptos"/>
-                <w:b w:val="0"/>
-                <w:i w:val="0"/>
-                <w:color w:val="1A1A1A"/>
-                <w:sz w:val="20"/>
-              </w:rPr>
-              <w:t xml:space="preserve">True/False &amp; Exit</w:t>
-            </w:r>
-          </w:p>
-        </w:tc>
-        <w:tc>
-          <w:tcPr>
-            <w:tcW w:type="dxa" w:w="6180"/>
-            <w:tcBorders>
-              <w:top w:val="single" w:sz="4" w:space="0" w:color="D9C58A"/>
-              <w:left w:val="single" w:sz="4" w:space="0" w:color="D9C58A"/>
-              <w:bottom w:val="single" w:sz="4" w:space="0" w:color="D9C58A"/>
-              <w:right w:val="single" w:sz="4" w:space="0" w:color="D9C58A"/>
-            </w:tcBorders>
-            <w:tcMar>
-              <w:top w:w="80" w:type="dxa"/>
-              <w:left w:w="140" w:type="dxa"/>
-              <w:bottom w:w="80" w:type="dxa"/>
-              <w:right w:w="140" w:type="dxa"/>
-            </w:tcMar>
-          </w:tcPr>
-          <w:p>
-            <w:pPr>
-              <w:spacing w:after="0"/>
-            </w:pPr>
-            <w:r>
-              <w:rPr>
-                <w:rFonts w:ascii="Aptos" w:hAnsi="Aptos"/>
-                <w:b w:val="0"/>
-                <w:i w:val="0"/>
-                <w:color w:val="1A1A1A"/>
-                <w:sz w:val="20"/>
-              </w:rPr>
-              <w:t xml:space="preserve">True or false and exit ticket (Parts 7–8).</w:t>
+              <w:t xml:space="preserve">Opinion scale, confidence check and exit ticket.</w:t>
             </w:r>
           </w:p>
         </w:tc>
@@ -1762,7 +1658,7 @@
                 <w:color w:val="1A1A1A"/>
                 <w:sz w:val="20"/>
               </w:rPr>
-              <w:t xml:space="preserve">After the First World War, Kamerun is divided. France rules most of it, Britain a smaller western part.</w:t>
+              <w:t xml:space="preserve">After the First World War, Kamerun is divided: France rules most of it, Britain a smaller western part.</w:t>
             </w:r>
           </w:p>
         </w:tc>
@@ -2046,7 +1942,7 @@
                 <w:color w:val="1A1A1A"/>
                 <w:sz w:val="20"/>
               </w:rPr>
-              <w:t xml:space="preserve">France bans the UPC. Its members, including Um Nyobè, go into hiding.</w:t>
+              <w:t xml:space="preserve">France bans the UPC. Its members go into hiding.</w:t>
             </w:r>
           </w:p>
         </w:tc>
@@ -2328,7 +2224,7 @@
                 <w:color w:val="1A1A1A"/>
                 <w:sz w:val="20"/>
               </w:rPr>
-              <w:t xml:space="preserve">French President Macron writes to Cameroon's president recognising France's responsibility for his death and for violent repression.</w:t>
+              <w:t xml:space="preserve">President Macron writes to Cameroon's president recognising France's responsibility for his death and for violent repression.</w:t>
             </w:r>
           </w:p>
         </w:tc>
@@ -2342,6 +2238,325 @@
         <w:rPr>
           <w:sz w:val="4"/>
         </w:rPr>
+      </w:r>
+    </w:p>
+    <w:p>
+      <w:pPr>
+        <w:keepNext/>
+        <w:pBdr>
+          <w:top w:val="single" w:sz="4" w:space="4" w:color="007A3D"/>
+          <w:left w:val="single" w:sz="4" w:space="6" w:color="007A3D"/>
+          <w:bottom w:val="single" w:sz="4" w:space="4" w:color="007A3D"/>
+          <w:right w:val="single" w:sz="4" w:space="6" w:color="007A3D"/>
+        </w:pBdr>
+        <w:shd w:val="clear" w:color="auto" w:fill="007A3D"/>
+        <w:spacing w:before="200" w:after="120"/>
+        <w:ind w:left="68" w:right="68"/>
+      </w:pPr>
+      <w:r>
+        <w:rPr>
+          <w:rFonts w:ascii="Aptos Display" w:hAnsi="Aptos Display"/>
+          <w:b/>
+          <w:i w:val="0"/>
+          <w:color w:val="FFFFFF"/>
+          <w:sz w:val="27"/>
+        </w:rPr>
+        <w:t xml:space="preserve">6.  Delivery Notes</w:t>
+      </w:r>
+    </w:p>
+    <w:p>
+      <w:pPr>
+        <w:spacing w:after="60"/>
+        <w:ind w:left="454" w:hanging="255"/>
+      </w:pPr>
+      <w:r>
+        <w:rPr>
+          <w:rFonts w:ascii="Aptos" w:hAnsi="Aptos"/>
+          <w:b/>
+          <w:i w:val="0"/>
+          <w:color w:val="CE1126"/>
+          <w:sz w:val="16"/>
+        </w:rPr>
+        <w:t xml:space="preserve">■  </w:t>
+      </w:r>
+      <w:r>
+        <w:rPr>
+          <w:rFonts w:ascii="Aptos" w:hAnsi="Aptos"/>
+          <w:b/>
+          <w:i w:val="0"/>
+          <w:color w:val="1A1A1A"/>
+          <w:sz w:val="20"/>
+        </w:rPr>
+        <w:t xml:space="preserve">Map: </w:t>
+      </w:r>
+      <w:r>
+        <w:rPr>
+          <w:rFonts w:ascii="Aptos" w:hAnsi="Aptos"/>
+          <w:b w:val="0"/>
+          <w:i w:val="0"/>
+          <w:color w:val="1A1A1A"/>
+          <w:sz w:val="20"/>
+        </w:rPr>
+        <w:t xml:space="preserve">spend time on the split between France and Britain – it explains why 'reunification' was one of his demands.</w:t>
+      </w:r>
+    </w:p>
+    <w:p>
+      <w:pPr>
+        <w:spacing w:after="60"/>
+        <w:ind w:left="454" w:hanging="255"/>
+      </w:pPr>
+      <w:r>
+        <w:rPr>
+          <w:rFonts w:ascii="Aptos" w:hAnsi="Aptos"/>
+          <w:b/>
+          <w:i w:val="0"/>
+          <w:color w:val="E8A800"/>
+          <w:sz w:val="16"/>
+        </w:rPr>
+        <w:t xml:space="preserve">■  </w:t>
+      </w:r>
+      <w:r>
+        <w:rPr>
+          <w:rFonts w:ascii="Aptos" w:hAnsi="Aptos"/>
+          <w:b/>
+          <w:i w:val="0"/>
+          <w:color w:val="1A1A1A"/>
+          <w:sz w:val="20"/>
+        </w:rPr>
+        <w:t xml:space="preserve">His death: </w:t>
+      </w:r>
+      <w:r>
+        <w:rPr>
+          <w:rFonts w:ascii="Aptos" w:hAnsi="Aptos"/>
+          <w:b w:val="0"/>
+          <w:i w:val="0"/>
+          <w:color w:val="1A1A1A"/>
+          <w:sz w:val="20"/>
+        </w:rPr>
+        <w:t xml:space="preserve">keep to the facts – he was killed by French soldiers. Do not describe or show images of his death.</w:t>
+      </w:r>
+    </w:p>
+    <w:p>
+      <w:pPr>
+        <w:spacing w:after="60"/>
+        <w:ind w:left="454" w:hanging="255"/>
+      </w:pPr>
+      <w:r>
+        <w:rPr>
+          <w:rFonts w:ascii="Aptos" w:hAnsi="Aptos"/>
+          <w:b/>
+          <w:i w:val="0"/>
+          <w:color w:val="007A3D"/>
+          <w:sz w:val="16"/>
+        </w:rPr>
+        <w:t xml:space="preserve">■  </w:t>
+      </w:r>
+      <w:r>
+        <w:rPr>
+          <w:rFonts w:ascii="Aptos" w:hAnsi="Aptos"/>
+          <w:b/>
+          <w:i w:val="0"/>
+          <w:color w:val="1A1A1A"/>
+          <w:sz w:val="20"/>
+        </w:rPr>
+        <w:t xml:space="preserve">Statue: </w:t>
+      </w:r>
+      <w:r>
+        <w:rPr>
+          <w:rFonts w:ascii="Aptos" w:hAnsi="Aptos"/>
+          <w:b w:val="0"/>
+          <w:i w:val="0"/>
+          <w:color w:val="1A1A1A"/>
+          <w:sz w:val="20"/>
+        </w:rPr>
+        <w:t xml:space="preserve">link it to the discussion of who gets remembered – for decades his name was banned.</w:t>
+      </w:r>
+    </w:p>
+    <w:p>
+      <w:pPr>
+        <w:spacing w:after="60"/>
+        <w:ind w:left="454" w:hanging="255"/>
+      </w:pPr>
+      <w:r>
+        <w:rPr>
+          <w:rFonts w:ascii="Aptos" w:hAnsi="Aptos"/>
+          <w:b/>
+          <w:i w:val="0"/>
+          <w:color w:val="CE1126"/>
+          <w:sz w:val="16"/>
+        </w:rPr>
+        <w:t xml:space="preserve">■  </w:t>
+      </w:r>
+      <w:r>
+        <w:rPr>
+          <w:rFonts w:ascii="Aptos" w:hAnsi="Aptos"/>
+          <w:b/>
+          <w:i w:val="0"/>
+          <w:color w:val="1A1A1A"/>
+          <w:sz w:val="20"/>
+        </w:rPr>
+        <w:t xml:space="preserve">Speech: </w:t>
+      </w:r>
+      <w:r>
+        <w:rPr>
+          <w:rFonts w:ascii="Aptos" w:hAnsi="Aptos"/>
+          <w:b w:val="0"/>
+          <w:i w:val="0"/>
+          <w:color w:val="1A1A1A"/>
+          <w:sz w:val="20"/>
+        </w:rPr>
+        <w:t xml:space="preserve">frame for lower literacy: “My name is… I speak for… We want… because…”.</w:t>
+      </w:r>
+    </w:p>
+    <w:p>
+      <w:pPr>
+        <w:spacing w:after="0" w:line="160" w:lineRule="exact"/>
+      </w:pPr>
+      <w:r>
+        <w:rPr>
+          <w:sz w:val="4"/>
+        </w:rPr>
+      </w:r>
+    </w:p>
+    <w:p>
+      <w:pPr>
+        <w:keepNext/>
+        <w:pBdr>
+          <w:top w:val="single" w:sz="4" w:space="4" w:color="CE1126"/>
+          <w:left w:val="single" w:sz="4" w:space="6" w:color="CE1126"/>
+          <w:bottom w:val="single" w:sz="4" w:space="4" w:color="CE1126"/>
+          <w:right w:val="single" w:sz="4" w:space="6" w:color="CE1126"/>
+        </w:pBdr>
+        <w:shd w:val="clear" w:color="auto" w:fill="CE1126"/>
+        <w:spacing w:before="200" w:after="120"/>
+        <w:ind w:left="68" w:right="68"/>
+      </w:pPr>
+      <w:r>
+        <w:rPr>
+          <w:rFonts w:ascii="Aptos Display" w:hAnsi="Aptos Display"/>
+          <w:b/>
+          <w:i w:val="0"/>
+          <w:color w:val="FFFFFF"/>
+          <w:sz w:val="27"/>
+        </w:rPr>
+        <w:t xml:space="preserve">7.  Answer Key</w:t>
+      </w:r>
+    </w:p>
+    <w:p>
+      <w:pPr>
+        <w:keepNext/>
+        <w:spacing w:before="0" w:after="40"/>
+      </w:pPr>
+      <w:r>
+        <w:rPr>
+          <w:rFonts w:ascii="Aptos" w:hAnsi="Aptos"/>
+          <w:b/>
+          <w:i w:val="0"/>
+          <w:color w:val="007A3D"/>
+          <w:sz w:val="21"/>
+        </w:rPr>
+        <w:t xml:space="preserve">Match it</w:t>
+      </w:r>
+    </w:p>
+    <w:p>
+      <w:pPr>
+        <w:spacing w:before="0" w:after="120"/>
+      </w:pPr>
+      <w:r>
+        <w:rPr>
+          <w:rFonts w:ascii="Aptos" w:hAnsi="Aptos"/>
+          <w:b w:val="0"/>
+          <w:i w:val="0"/>
+          <w:color w:val="1A1A1A"/>
+          <w:sz w:val="20"/>
+        </w:rPr>
+        <w:t xml:space="preserve">Independence – B  ·  Reunification – C  ·  United Nations – A  ·  Banned – E  ·  Colony – D</w:t>
+      </w:r>
+    </w:p>
+    <w:p>
+      <w:pPr>
+        <w:keepNext/>
+        <w:spacing w:before="0" w:after="40"/>
+      </w:pPr>
+      <w:r>
+        <w:rPr>
+          <w:rFonts w:ascii="Aptos" w:hAnsi="Aptos"/>
+          <w:b/>
+          <w:i w:val="0"/>
+          <w:color w:val="007A3D"/>
+          <w:sz w:val="21"/>
+        </w:rPr>
+        <w:t xml:space="preserve">Put it in order</w:t>
+      </w:r>
+    </w:p>
+    <w:p>
+      <w:pPr>
+        <w:spacing w:before="0" w:after="120"/>
+      </w:pPr>
+      <w:r>
+        <w:rPr>
+          <w:rFonts w:ascii="Aptos" w:hAnsi="Aptos"/>
+          <w:b w:val="0"/>
+          <w:i w:val="0"/>
+          <w:color w:val="1A1A1A"/>
+          <w:sz w:val="20"/>
+        </w:rPr>
+        <w:t xml:space="preserve">Born (1)  ·  Kamerun split (2)  ·  UPC founded (3)  ·  Speaks at the UN (4)  ·  UPC banned (5)  ·  Killed (6)  ·  Independence (7)  ·  France admits responsibility (8)</w:t>
+      </w:r>
+    </w:p>
+    <w:p>
+      <w:pPr>
+        <w:keepNext/>
+        <w:spacing w:before="0" w:after="40"/>
+      </w:pPr>
+      <w:r>
+        <w:rPr>
+          <w:rFonts w:ascii="Aptos" w:hAnsi="Aptos"/>
+          <w:b/>
+          <w:i w:val="0"/>
+          <w:color w:val="007A3D"/>
+          <w:sz w:val="21"/>
+        </w:rPr>
+        <w:t xml:space="preserve">True or false</w:t>
+      </w:r>
+    </w:p>
+    <w:p>
+      <w:pPr>
+        <w:spacing w:before="0" w:after="120"/>
+      </w:pPr>
+      <w:r>
+        <w:rPr>
+          <w:rFonts w:ascii="Aptos" w:hAnsi="Aptos"/>
+          <w:b w:val="0"/>
+          <w:i w:val="0"/>
+          <w:color w:val="1A1A1A"/>
+          <w:sz w:val="20"/>
+        </w:rPr>
+        <w:t xml:space="preserve">1 True  ·  2 False (France and Britain)  ·  3 True  ·  4 False (he was killed in 1958)  ·  5 True  ·  6 True</w:t>
+      </w:r>
+    </w:p>
+    <w:p>
+      <w:pPr>
+        <w:keepNext/>
+        <w:pBdr>
+          <w:top w:val="single" w:sz="4" w:space="4" w:color="E8A800"/>
+          <w:left w:val="single" w:sz="4" w:space="6" w:color="E8A800"/>
+          <w:bottom w:val="single" w:sz="4" w:space="4" w:color="E8A800"/>
+          <w:right w:val="single" w:sz="4" w:space="6" w:color="E8A800"/>
+        </w:pBdr>
+        <w:shd w:val="clear" w:color="auto" w:fill="E8A800"/>
+        <w:spacing w:before="200" w:after="120"/>
+        <w:ind w:left="68" w:right="68"/>
+      </w:pPr>
+      <w:r>
+        <w:rPr>
+          <w:rFonts w:ascii="Aptos Display" w:hAnsi="Aptos Display"/>
+          <w:b/>
+          <w:i w:val="0"/>
+          <w:color w:val="1A1A1A"/>
+          <w:sz w:val="27"/>
+        </w:rPr>
+        <w:t xml:space="preserve">8.  Sensitivity &amp; Safeguarding</w:t>
       </w:r>
     </w:p>
     <w:tbl>
@@ -2363,11 +2578,11 @@
             <w:tcW w:type="dxa" w:w="9242"/>
             <w:tcBorders>
               <w:top w:val="nil"/>
-              <w:left w:val="single" w:sz="36" w:space="0" w:color="E8A800"/>
+              <w:left w:val="single" w:sz="36" w:space="0" w:color="CE1126"/>
               <w:bottom w:val="nil"/>
               <w:right w:val="nil"/>
             </w:tcBorders>
-            <w:shd w:val="clear" w:color="auto" w:fill="FFF3CC"/>
+            <w:shd w:val="clear" w:color="auto" w:fill="FBE4E7"/>
             <w:tcMar>
               <w:top w:w="110" w:type="dxa"/>
               <w:left w:w="220" w:type="dxa"/>
@@ -2384,15 +2599,15 @@
                 <w:rFonts w:ascii="Aptos" w:hAnsi="Aptos"/>
                 <w:b/>
                 <w:i w:val="0"/>
-                <w:color w:val="8A6400"/>
+                <w:color w:val="CE1126"/>
                 <w:sz w:val="19"/>
               </w:rPr>
-              <w:t xml:space="preserve">DID YOU KNOW?</w:t>
-            </w:r>
-          </w:p>
-          <w:p>
-            <w:pPr>
-              <w:spacing w:after="60"/>
+              <w:t xml:space="preserve">BEFORE YOU DELIVER</w:t>
+            </w:r>
+          </w:p>
+          <w:p>
+            <w:pPr>
+              <w:spacing w:after="0"/>
             </w:pPr>
             <w:r>
               <w:rPr>
@@ -2402,22 +2617,7 @@
                 <w:color w:val="1A1A1A"/>
                 <w:sz w:val="20"/>
               </w:rPr>
-              <w:t xml:space="preserve">His supporters called him “Mpodol” – the one who speaks for the people.</w:t>
-            </w:r>
-          </w:p>
-          <w:p>
-            <w:pPr>
-              <w:spacing w:after="0"/>
-            </w:pPr>
-            <w:r>
-              <w:rPr>
-                <w:rFonts w:ascii="Aptos" w:hAnsi="Aptos"/>
-                <w:b w:val="0"/>
-                <w:i w:val="0"/>
-                <w:color w:val="1A1A1A"/>
-                <w:sz w:val="20"/>
-              </w:rPr>
-              <w:t xml:space="preserve">A historians' commission from both countries found that the violence continued beyond independence, with French support.</w:t>
+              <w:t xml:space="preserve">This session covers colonial violence and a killing. Some learners may have family links to conflict or political violence. Warn learners before discussing his death and keep the discussion respectful.</w:t>
             </w:r>
           </w:p>
         </w:tc>
@@ -2431,6 +2631,21 @@
         <w:rPr>
           <w:sz w:val="4"/>
         </w:rPr>
+      </w:r>
+    </w:p>
+    <w:p>
+      <w:pPr>
+        <w:spacing w:before="0" w:after="120"/>
+      </w:pPr>
+      <w:r>
+        <w:rPr>
+          <w:rFonts w:ascii="Aptos" w:hAnsi="Aptos"/>
+          <w:b w:val="0"/>
+          <w:i/>
+          <w:color w:val="5E5E5E"/>
+          <w:sz w:val="20"/>
+        </w:rPr>
+        <w:t xml:space="preserve">Follow your setting's safeguarding policy. If a student makes a disclosure, stay calm, listen, do not promise confidentiality, and report it to the Designated Safeguarding Lead.</w:t>
       </w:r>
     </w:p>
     <w:p>
@@ -2454,7 +2669,7 @@
           <w:color w:val="FFFFFF"/>
           <w:sz w:val="27"/>
         </w:rPr>
-        <w:t xml:space="preserve">6.  Discussion Prompts</w:t>
+        <w:t xml:space="preserve">9.  Extension Ideas</w:t>
       </w:r>
     </w:p>
     <w:p>
@@ -2480,7 +2695,7 @@
           <w:color w:val="1A1A1A"/>
           <w:sz w:val="20"/>
         </w:rPr>
-        <w:t xml:space="preserve">Why do you think the authorities banned people from talking about him?</w:t>
+        <w:t xml:space="preserve">Find out about Félix-Roland Moumié, who led the UPC after Um Nyobè, and what happened to him.</w:t>
       </w:r>
     </w:p>
     <w:p>
@@ -2506,490 +2721,9 @@
           <w:color w:val="1A1A1A"/>
           <w:sz w:val="20"/>
         </w:rPr>
-        <w:t xml:space="preserve">He chose speeches and the UN rather than violence. Why might that have been powerful?</w:t>
-      </w:r>
-    </w:p>
-    <w:p>
-      <w:pPr>
-        <w:spacing w:after="60"/>
-        <w:ind w:left="454" w:hanging="255"/>
-      </w:pPr>
-      <w:r>
-        <w:rPr>
-          <w:rFonts w:ascii="Aptos" w:hAnsi="Aptos"/>
-          <w:b/>
-          <w:i w:val="0"/>
-          <w:color w:val="007A3D"/>
-          <w:sz w:val="16"/>
-        </w:rPr>
-        <w:t xml:space="preserve">■  </w:t>
-      </w:r>
-      <w:r>
-        <w:rPr>
-          <w:rFonts w:ascii="Aptos" w:hAnsi="Aptos"/>
-          <w:b w:val="0"/>
-          <w:i w:val="0"/>
-          <w:color w:val="1A1A1A"/>
-          <w:sz w:val="20"/>
-        </w:rPr>
-        <w:t xml:space="preserve">Why does it matter when a country admits it did wrong?</w:t>
-      </w:r>
-    </w:p>
-    <w:p>
-      <w:pPr>
-        <w:spacing w:after="60"/>
-        <w:ind w:left="454" w:hanging="255"/>
-      </w:pPr>
-      <w:r>
-        <w:rPr>
-          <w:rFonts w:ascii="Aptos" w:hAnsi="Aptos"/>
-          <w:b/>
-          <w:i w:val="0"/>
-          <w:color w:val="CE1126"/>
-          <w:sz w:val="16"/>
-        </w:rPr>
-        <w:t xml:space="preserve">■  </w:t>
-      </w:r>
-      <w:r>
-        <w:rPr>
-          <w:rFonts w:ascii="Aptos" w:hAnsi="Aptos"/>
-          <w:b w:val="0"/>
-          <w:i w:val="0"/>
-          <w:color w:val="1A1A1A"/>
-          <w:sz w:val="20"/>
-        </w:rPr>
-        <w:t xml:space="preserve">Who are the 'forgotten heroes' in your own family or community?</w:t>
-      </w:r>
-    </w:p>
-    <w:p>
-      <w:pPr>
-        <w:spacing w:after="0" w:line="160" w:lineRule="exact"/>
-      </w:pPr>
-      <w:r>
-        <w:rPr>
-          <w:sz w:val="4"/>
-        </w:rPr>
-      </w:r>
-    </w:p>
-    <w:p>
-      <w:pPr>
-        <w:keepNext/>
-        <w:pBdr>
-          <w:top w:val="single" w:sz="4" w:space="4" w:color="CE1126"/>
-          <w:left w:val="single" w:sz="4" w:space="6" w:color="CE1126"/>
-          <w:bottom w:val="single" w:sz="4" w:space="4" w:color="CE1126"/>
-          <w:right w:val="single" w:sz="4" w:space="6" w:color="CE1126"/>
-        </w:pBdr>
-        <w:shd w:val="clear" w:color="auto" w:fill="CE1126"/>
-        <w:spacing w:before="200" w:after="120"/>
-        <w:ind w:left="68" w:right="68"/>
-      </w:pPr>
-      <w:r>
-        <w:rPr>
-          <w:rFonts w:ascii="Aptos Display" w:hAnsi="Aptos Display"/>
-          <w:b/>
-          <w:i w:val="0"/>
-          <w:color w:val="FFFFFF"/>
-          <w:sz w:val="27"/>
-        </w:rPr>
-        <w:t xml:space="preserve">7.  Delivery Notes</w:t>
-      </w:r>
-    </w:p>
-    <w:p>
-      <w:pPr>
-        <w:spacing w:after="60"/>
-        <w:ind w:left="454" w:hanging="255"/>
-      </w:pPr>
-      <w:r>
-        <w:rPr>
-          <w:rFonts w:ascii="Aptos" w:hAnsi="Aptos"/>
-          <w:b/>
-          <w:i w:val="0"/>
-          <w:color w:val="CE1126"/>
-          <w:sz w:val="16"/>
-        </w:rPr>
-        <w:t xml:space="preserve">■  </w:t>
-      </w:r>
-      <w:r>
-        <w:rPr>
-          <w:rFonts w:ascii="Aptos" w:hAnsi="Aptos"/>
-          <w:b/>
-          <w:i w:val="0"/>
-          <w:color w:val="1A1A1A"/>
-          <w:sz w:val="20"/>
-        </w:rPr>
-        <w:t xml:space="preserve">Map: </w:t>
-      </w:r>
-      <w:r>
-        <w:rPr>
-          <w:rFonts w:ascii="Aptos" w:hAnsi="Aptos"/>
-          <w:b w:val="0"/>
-          <w:i w:val="0"/>
-          <w:color w:val="1A1A1A"/>
-          <w:sz w:val="20"/>
-        </w:rPr>
-        <w:t xml:space="preserve">spend time on the split between France and Britain – it explains why 'reunification' was one of his demands.</w:t>
-      </w:r>
-    </w:p>
-    <w:p>
-      <w:pPr>
-        <w:spacing w:after="60"/>
-        <w:ind w:left="454" w:hanging="255"/>
-      </w:pPr>
-      <w:r>
-        <w:rPr>
-          <w:rFonts w:ascii="Aptos" w:hAnsi="Aptos"/>
-          <w:b/>
-          <w:i w:val="0"/>
-          <w:color w:val="E8A800"/>
-          <w:sz w:val="16"/>
-        </w:rPr>
-        <w:t xml:space="preserve">■  </w:t>
-      </w:r>
-      <w:r>
-        <w:rPr>
-          <w:rFonts w:ascii="Aptos" w:hAnsi="Aptos"/>
-          <w:b/>
-          <w:i w:val="0"/>
-          <w:color w:val="1A1A1A"/>
-          <w:sz w:val="20"/>
-        </w:rPr>
-        <w:t xml:space="preserve">His death: </w:t>
-      </w:r>
-      <w:r>
-        <w:rPr>
-          <w:rFonts w:ascii="Aptos" w:hAnsi="Aptos"/>
-          <w:b w:val="0"/>
-          <w:i w:val="0"/>
-          <w:color w:val="1A1A1A"/>
-          <w:sz w:val="20"/>
-        </w:rPr>
-        <w:t xml:space="preserve">keep to the facts – he was killed by French soldiers. Do not describe or show images of his death.</w:t>
-      </w:r>
-    </w:p>
-    <w:p>
-      <w:pPr>
-        <w:spacing w:after="60"/>
-        <w:ind w:left="454" w:hanging="255"/>
-      </w:pPr>
-      <w:r>
-        <w:rPr>
-          <w:rFonts w:ascii="Aptos" w:hAnsi="Aptos"/>
-          <w:b/>
-          <w:i w:val="0"/>
-          <w:color w:val="007A3D"/>
-          <w:sz w:val="16"/>
-        </w:rPr>
-        <w:t xml:space="preserve">■  </w:t>
-      </w:r>
-      <w:r>
-        <w:rPr>
-          <w:rFonts w:ascii="Aptos" w:hAnsi="Aptos"/>
-          <w:b/>
-          <w:i w:val="0"/>
-          <w:color w:val="1A1A1A"/>
-          <w:sz w:val="20"/>
-        </w:rPr>
-        <w:t xml:space="preserve">Speech: </w:t>
-      </w:r>
-      <w:r>
-        <w:rPr>
-          <w:rFonts w:ascii="Aptos" w:hAnsi="Aptos"/>
-          <w:b w:val="0"/>
-          <w:i w:val="0"/>
-          <w:color w:val="1A1A1A"/>
-          <w:sz w:val="20"/>
-        </w:rPr>
-        <w:t xml:space="preserve">frame for lower literacy: “My name is… I speak for… We want… because…”.</w:t>
-      </w:r>
-    </w:p>
-    <w:p>
-      <w:pPr>
-        <w:spacing w:after="60"/>
-        <w:ind w:left="454" w:hanging="255"/>
-      </w:pPr>
-      <w:r>
-        <w:rPr>
-          <w:rFonts w:ascii="Aptos" w:hAnsi="Aptos"/>
-          <w:b/>
-          <w:i w:val="0"/>
-          <w:color w:val="CE1126"/>
-          <w:sz w:val="16"/>
-        </w:rPr>
-        <w:t xml:space="preserve">■  </w:t>
-      </w:r>
-      <w:r>
-        <w:rPr>
-          <w:rFonts w:ascii="Aptos" w:hAnsi="Aptos"/>
-          <w:b/>
-          <w:i w:val="0"/>
-          <w:color w:val="1A1A1A"/>
-          <w:sz w:val="20"/>
-        </w:rPr>
-        <w:t xml:space="preserve">Extension: </w:t>
-      </w:r>
-      <w:r>
-        <w:rPr>
-          <w:rFonts w:ascii="Aptos" w:hAnsi="Aptos"/>
-          <w:b w:val="0"/>
-          <w:i w:val="0"/>
-          <w:color w:val="1A1A1A"/>
-          <w:sz w:val="20"/>
-        </w:rPr>
-        <w:t xml:space="preserve">learners find out about Félix-Roland Moumié, who led the UPC after Um Nyobè, and what happened to him.</w:t>
-      </w:r>
-    </w:p>
-    <w:p>
-      <w:pPr>
-        <w:spacing w:after="60"/>
-        <w:ind w:left="454" w:hanging="255"/>
-      </w:pPr>
-      <w:r>
-        <w:rPr>
-          <w:rFonts w:ascii="Aptos" w:hAnsi="Aptos"/>
-          <w:b/>
-          <w:i w:val="0"/>
-          <w:color w:val="E8A800"/>
-          <w:sz w:val="16"/>
-        </w:rPr>
-        <w:t xml:space="preserve">■  </w:t>
-      </w:r>
-      <w:r>
-        <w:rPr>
-          <w:rFonts w:ascii="Aptos" w:hAnsi="Aptos"/>
-          <w:b/>
-          <w:i w:val="0"/>
-          <w:color w:val="1A1A1A"/>
-          <w:sz w:val="20"/>
-        </w:rPr>
-        <w:t xml:space="preserve">Photos: </w:t>
-      </w:r>
-      <w:r>
-        <w:rPr>
-          <w:rFonts w:ascii="Aptos" w:hAnsi="Aptos"/>
-          <w:b w:val="0"/>
-          <w:i w:val="0"/>
-          <w:color w:val="1A1A1A"/>
-          <w:sz w:val="20"/>
-        </w:rPr>
-        <w:t xml:space="preserve">the worksheet shows his portrait and a statue of him in Cameroon. Link the statue to the discussion of who gets remembered – for decades his name was banned.</w:t>
-      </w:r>
-    </w:p>
-    <w:p>
-      <w:pPr>
-        <w:spacing w:after="0" w:line="160" w:lineRule="exact"/>
-      </w:pPr>
-      <w:r>
-        <w:rPr>
-          <w:sz w:val="4"/>
-        </w:rPr>
-      </w:r>
-    </w:p>
-    <w:p>
-      <w:pPr>
-        <w:keepNext/>
-        <w:pBdr>
-          <w:top w:val="single" w:sz="4" w:space="4" w:color="E8A800"/>
-          <w:left w:val="single" w:sz="4" w:space="6" w:color="E8A800"/>
-          <w:bottom w:val="single" w:sz="4" w:space="4" w:color="E8A800"/>
-          <w:right w:val="single" w:sz="4" w:space="6" w:color="E8A800"/>
-        </w:pBdr>
-        <w:shd w:val="clear" w:color="auto" w:fill="E8A800"/>
-        <w:spacing w:before="200" w:after="120"/>
-        <w:ind w:left="68" w:right="68"/>
-      </w:pPr>
-      <w:r>
-        <w:rPr>
-          <w:rFonts w:ascii="Aptos Display" w:hAnsi="Aptos Display"/>
-          <w:b/>
-          <w:i w:val="0"/>
-          <w:color w:val="1A1A1A"/>
-          <w:sz w:val="27"/>
-        </w:rPr>
-        <w:t xml:space="preserve">8.  Answer Key</w:t>
-      </w:r>
-    </w:p>
-    <w:p>
-      <w:pPr>
-        <w:keepNext/>
-        <w:spacing w:before="0" w:after="40"/>
-      </w:pPr>
-      <w:r>
-        <w:rPr>
-          <w:rFonts w:ascii="Aptos" w:hAnsi="Aptos"/>
-          <w:b/>
-          <w:i w:val="0"/>
-          <w:color w:val="007A3D"/>
-          <w:sz w:val="21"/>
-        </w:rPr>
-        <w:t xml:space="preserve">Part 3 – Word match</w:t>
-      </w:r>
-    </w:p>
-    <w:p>
-      <w:pPr>
-        <w:spacing w:before="0" w:after="120"/>
-      </w:pPr>
-      <w:r>
-        <w:rPr>
-          <w:rFonts w:ascii="Aptos" w:hAnsi="Aptos"/>
-          <w:b w:val="0"/>
-          <w:i w:val="0"/>
-          <w:color w:val="1A1A1A"/>
-          <w:sz w:val="20"/>
-        </w:rPr>
-        <w:t xml:space="preserve">Independence – a country ruling itself  ·  Reunification – joining divided parts of a country back together  ·  United Nations – an organisation where the world's countries meet  ·  Banned – not allowed by law  ·  Colony – a country controlled by another country</w:t>
-      </w:r>
-    </w:p>
-    <w:p>
-      <w:pPr>
-        <w:keepNext/>
-        <w:spacing w:before="0" w:after="40"/>
-      </w:pPr>
-      <w:r>
-        <w:rPr>
-          <w:rFonts w:ascii="Aptos" w:hAnsi="Aptos"/>
-          <w:b/>
-          <w:i w:val="0"/>
-          <w:color w:val="007A3D"/>
-          <w:sz w:val="21"/>
-        </w:rPr>
-        <w:t xml:space="preserve">Part 4 – Timeline</w:t>
-      </w:r>
-    </w:p>
-    <w:p>
-      <w:pPr>
-        <w:spacing w:before="0" w:after="120"/>
-      </w:pPr>
-      <w:r>
-        <w:rPr>
-          <w:rFonts w:ascii="Aptos" w:hAnsi="Aptos"/>
-          <w:b w:val="0"/>
-          <w:i w:val="0"/>
-          <w:color w:val="1A1A1A"/>
-          <w:sz w:val="20"/>
-        </w:rPr>
-        <w:t xml:space="preserve">Born near Boumnyebel (1)  ·  Kamerun split (2)  ·  UPC founded (3)  ·  Speaks at the UN (4)  ·  UPC banned (5)  ·  Killed by French soldiers (6)  ·  Independence (7)  ·  France admits responsibility (8)</w:t>
-      </w:r>
-    </w:p>
-    <w:p>
-      <w:pPr>
-        <w:keepNext/>
-        <w:spacing w:before="0" w:after="40"/>
-      </w:pPr>
-      <w:r>
-        <w:rPr>
-          <w:rFonts w:ascii="Aptos" w:hAnsi="Aptos"/>
-          <w:b/>
-          <w:i w:val="0"/>
-          <w:color w:val="007A3D"/>
-          <w:sz w:val="21"/>
-        </w:rPr>
-        <w:t xml:space="preserve">Part 7 – True or false</w:t>
-      </w:r>
-    </w:p>
-    <w:p>
-      <w:pPr>
-        <w:spacing w:before="0" w:after="120"/>
-      </w:pPr>
-      <w:r>
-        <w:rPr>
-          <w:rFonts w:ascii="Aptos" w:hAnsi="Aptos"/>
-          <w:b w:val="0"/>
-          <w:i w:val="0"/>
-          <w:color w:val="1A1A1A"/>
-          <w:sz w:val="20"/>
-        </w:rPr>
-        <w:t xml:space="preserve">1 True  ·  2 False (France and Britain)  ·  3 True  ·  4 False (he was killed in 1958)  ·  5 True  ·  6 True</w:t>
-      </w:r>
-    </w:p>
-    <w:p>
-      <w:pPr>
-        <w:keepNext/>
-        <w:pBdr>
-          <w:top w:val="single" w:sz="4" w:space="4" w:color="007A3D"/>
-          <w:left w:val="single" w:sz="4" w:space="6" w:color="007A3D"/>
-          <w:bottom w:val="single" w:sz="4" w:space="4" w:color="007A3D"/>
-          <w:right w:val="single" w:sz="4" w:space="6" w:color="007A3D"/>
-        </w:pBdr>
-        <w:shd w:val="clear" w:color="auto" w:fill="007A3D"/>
-        <w:spacing w:before="200" w:after="120"/>
-        <w:ind w:left="68" w:right="68"/>
-      </w:pPr>
-      <w:r>
-        <w:rPr>
-          <w:rFonts w:ascii="Aptos Display" w:hAnsi="Aptos Display"/>
-          <w:b/>
-          <w:i w:val="0"/>
-          <w:color w:val="FFFFFF"/>
-          <w:sz w:val="27"/>
-        </w:rPr>
-        <w:t xml:space="preserve">9.  Safeguarding</w:t>
-      </w:r>
-    </w:p>
-    <w:tbl>
-      <w:tblPr>
-        <w:tblW w:type="auto" w:w="0"/>
-        <w:jc w:val="center"/>
-        <w:tblLayout w:type="fixed"/>
-        <w:tblLook w:firstColumn="1" w:firstRow="1" w:lastColumn="0" w:lastRow="0" w:noHBand="0" w:noVBand="1" w:val="04A0"/>
-      </w:tblPr>
-      <w:tblGrid>
-        <w:gridCol w:w="9242"/>
-      </w:tblGrid>
-      <w:tr>
-        <w:trPr>
-          <w:cantSplit/>
-        </w:trPr>
-        <w:tc>
-          <w:tcPr>
-            <w:tcW w:type="dxa" w:w="9242"/>
-            <w:tcBorders>
-              <w:top w:val="nil"/>
-              <w:left w:val="single" w:sz="36" w:space="0" w:color="CE1126"/>
-              <w:bottom w:val="nil"/>
-              <w:right w:val="nil"/>
-            </w:tcBorders>
-            <w:shd w:val="clear" w:color="auto" w:fill="FBE4E7"/>
-            <w:tcMar>
-              <w:top w:w="110" w:type="dxa"/>
-              <w:left w:w="220" w:type="dxa"/>
-              <w:bottom w:w="110" w:type="dxa"/>
-              <w:right w:w="180" w:type="dxa"/>
-            </w:tcMar>
-          </w:tcPr>
-          <w:p>
-            <w:pPr>
-              <w:spacing w:after="60"/>
-            </w:pPr>
-            <w:r>
-              <w:rPr>
-                <w:rFonts w:ascii="Aptos" w:hAnsi="Aptos"/>
-                <w:b/>
-                <w:i w:val="0"/>
-                <w:color w:val="CE1126"/>
-                <w:sz w:val="19"/>
-              </w:rPr>
-              <w:t xml:space="preserve">HANDLE WITH CARE</w:t>
-            </w:r>
-          </w:p>
-          <w:p>
-            <w:pPr>
-              <w:spacing w:after="0"/>
-            </w:pPr>
-            <w:r>
-              <w:rPr>
-                <w:rFonts w:ascii="Aptos" w:hAnsi="Aptos"/>
-                <w:b w:val="0"/>
-                <w:i w:val="0"/>
-                <w:color w:val="1A1A1A"/>
-                <w:sz w:val="20"/>
-              </w:rPr>
-              <w:t xml:space="preserve">This session covers colonial violence and a killing. Some learners may have family links to conflict or political violence. Warn learners before discussing his death, keep the discussion respectful, and follow your setting's safeguarding policy if a learner becomes distressed or discloses a concern.</w:t>
-            </w:r>
-          </w:p>
-        </w:tc>
-      </w:tr>
-    </w:tbl>
+        <w:t xml:space="preserve">Research how another African country won its independence.</w:t>
+      </w:r>
+    </w:p>
     <w:p>
       <w:pPr>
         <w:spacing w:after="0" w:line="20" w:lineRule="exact"/>
